--- a/platform_PiN_output/Democratic_Republic_of_the_Congo___DRC/Param_step1_Democratic_Republic_of_the_Congo___DRC_0929_02PM.docx
+++ b/platform_PiN_output/Democratic_Republic_of_the_Congo___DRC/Param_step1_Democratic_Republic_of_the_Congo___DRC_0929_02PM.docx
@@ -31,7 +31,7 @@
         <w:pStyle w:val="ListBullet"/>
       </w:pPr>
       <w:r>
-        <w:t>Date calculation: 29/09/2025 14:10</w:t>
+        <w:t>Date calculation: 29/09/2025 14:48</w:t>
       </w:r>
     </w:p>
     <w:p>
